--- a/klagomål/A 35366-2026 FSC-klagomål.docx
+++ b/klagomål/A 35366-2026 FSC-klagomål.docx
@@ -1346,7 +1346,7 @@
     <w:r>
       <w:tab/>
       <w:tab/>
-      <w:t>2026-09-14</w:t>
+      <w:t>2026-09-15</w:t>
       <w:br/>
       <w:br/>
     </w:r>

--- a/klagomål/A 35366-2026 FSC-klagomål.docx
+++ b/klagomål/A 35366-2026 FSC-klagomål.docx
@@ -1346,7 +1346,7 @@
     <w:r>
       <w:tab/>
       <w:tab/>
-      <w:t>2026-09-15</w:t>
+      <w:t>2026-09-16</w:t>
       <w:br/>
       <w:br/>
     </w:r>

--- a/klagomål/A 35366-2026 FSC-klagomål.docx
+++ b/klagomål/A 35366-2026 FSC-klagomål.docx
@@ -1346,7 +1346,7 @@
     <w:r>
       <w:tab/>
       <w:tab/>
-      <w:t>2026-09-16</w:t>
+      <w:t>2026-09-17</w:t>
       <w:br/>
       <w:br/>
     </w:r>

--- a/klagomål/A 35366-2026 FSC-klagomål.docx
+++ b/klagomål/A 35366-2026 FSC-klagomål.docx
@@ -1346,7 +1346,7 @@
     <w:r>
       <w:tab/>
       <w:tab/>
-      <w:t>2026-09-17</w:t>
+      <w:t>2026-09-18</w:t>
       <w:br/>
       <w:br/>
     </w:r>

--- a/klagomål/A 35366-2026 FSC-klagomål.docx
+++ b/klagomål/A 35366-2026 FSC-klagomål.docx
@@ -1346,7 +1346,7 @@
     <w:r>
       <w:tab/>
       <w:tab/>
-      <w:t>2026-09-18</w:t>
+      <w:t>2026-09-19</w:t>
       <w:br/>
       <w:br/>
     </w:r>

--- a/klagomål/A 35366-2026 FSC-klagomål.docx
+++ b/klagomål/A 35366-2026 FSC-klagomål.docx
@@ -1346,7 +1346,7 @@
     <w:r>
       <w:tab/>
       <w:tab/>
-      <w:t>2026-09-19</w:t>
+      <w:t>2026-09-21</w:t>
       <w:br/>
       <w:br/>
     </w:r>

--- a/klagomål/A 35366-2026 FSC-klagomål.docx
+++ b/klagomål/A 35366-2026 FSC-klagomål.docx
@@ -1346,7 +1346,7 @@
     <w:r>
       <w:tab/>
       <w:tab/>
-      <w:t>2026-09-21</w:t>
+      <w:t>2026-09-23</w:t>
       <w:br/>
       <w:br/>
     </w:r>

--- a/klagomål/A 35366-2026 FSC-klagomål.docx
+++ b/klagomål/A 35366-2026 FSC-klagomål.docx
@@ -1346,7 +1346,7 @@
     <w:r>
       <w:tab/>
       <w:tab/>
-      <w:t>2026-09-23</w:t>
+      <w:t>2026-09-24</w:t>
       <w:br/>
       <w:br/>
     </w:r>

--- a/klagomål/A 35366-2026 FSC-klagomål.docx
+++ b/klagomål/A 35366-2026 FSC-klagomål.docx
@@ -1346,7 +1346,7 @@
     <w:r>
       <w:tab/>
       <w:tab/>
-      <w:t>2026-09-24</w:t>
+      <w:t>2026-09-25</w:t>
       <w:br/>
       <w:br/>
     </w:r>

--- a/klagomål/A 35366-2026 FSC-klagomål.docx
+++ b/klagomål/A 35366-2026 FSC-klagomål.docx
@@ -1346,7 +1346,7 @@
     <w:r>
       <w:tab/>
       <w:tab/>
-      <w:t>2026-09-25</w:t>
+      <w:t>2026-09-26</w:t>
       <w:br/>
       <w:br/>
     </w:r>

--- a/klagomål/A 35366-2026 FSC-klagomål.docx
+++ b/klagomål/A 35366-2026 FSC-klagomål.docx
@@ -1346,7 +1346,7 @@
     <w:r>
       <w:tab/>
       <w:tab/>
-      <w:t>2026-09-26</w:t>
+      <w:t>2026-09-27</w:t>
       <w:br/>
       <w:br/>
     </w:r>

--- a/klagomål/A 35366-2026 FSC-klagomål.docx
+++ b/klagomål/A 35366-2026 FSC-klagomål.docx
@@ -1346,7 +1346,7 @@
     <w:r>
       <w:tab/>
       <w:tab/>
-      <w:t>2026-09-27</w:t>
+      <w:t>2026-09-28</w:t>
       <w:br/>
       <w:br/>
     </w:r>

--- a/klagomål/A 35366-2026 FSC-klagomål.docx
+++ b/klagomål/A 35366-2026 FSC-klagomål.docx
@@ -1346,7 +1346,7 @@
     <w:r>
       <w:tab/>
       <w:tab/>
-      <w:t>2026-09-28</w:t>
+      <w:t>2026-09-29</w:t>
       <w:br/>
       <w:br/>
     </w:r>

--- a/klagomål/A 35366-2026 FSC-klagomål.docx
+++ b/klagomål/A 35366-2026 FSC-klagomål.docx
@@ -178,7 +178,7 @@
       <w:r>
         <w:drawing>
           <wp:inline xmlns:a="http://schemas.openxmlformats.org/drawingml/2006/main" xmlns:pic="http://schemas.openxmlformats.org/drawingml/2006/picture">
-            <wp:extent cx="5486400" cy="5077277"/>
+            <wp:extent cx="5486400" cy="4958499"/>
             <wp:docPr id="1" name="Picture 1"/>
             <wp:cNvGraphicFramePr>
               <a:graphicFrameLocks noChangeAspect="1"/>
@@ -199,7 +199,7 @@
                   <pic:spPr>
                     <a:xfrm>
                       <a:off x="0" y="0"/>
-                      <a:ext cx="5486400" cy="5077277"/>
+                      <a:ext cx="5486400" cy="4958499"/>
                     </a:xfrm>
                     <a:prstGeom prst="rect"/>
                   </pic:spPr>
@@ -216,12 +216,12 @@
         <w:spacing w:after="240"/>
       </w:pPr>
       <w:r>
-        <w:t>Figur 1. Fyndplatser för naturvårdsarter i och inom 19 meter från avverkningsanmälan. Markörer utan svart kant är placerade på fyndplatsen. Markörer med svart kant är placerade vid sidan av fyndplatsen och har ett svart streck som visar fyndplatsens exakta position. Kartans mittpunktskoordinat är N 6721045, E 515709 i SWEREF 99 TM.</w:t>
+        <w:t>Figur 1. Fyndplatser för naturvårdsarter i och inom 22 meter från avverkningsanmälan. Markörer utan svart kant är placerade på fyndplatsen. Markörer med svart kant är placerade vid sidan av fyndplatsen och har ett svart streck som visar fyndplatsens exakta position. Kartans mittpunktskoordinat är N 6721045, E 515709 i SWEREF 99 TM.</w:t>
       </w:r>
     </w:p>
     <w:p>
       <w:r>
-        <w:t>I och inom 19 meter från avverkningsanmälan finns fynd av 3 naturvårdsarter, varav 2 är rödlistade, 3 är fridlysta och 3 är typiska (T): knärot (VU, T, §8), tretåig hackspett (NT, T, §4) och spillkråka (T, §4). Se Figur 1.</w:t>
+        <w:t>I och inom 22 meter från avverkningsanmälan finns fynd av 5 naturvårdsarter, varav 4 är rödlistade, 3 är fridlysta och 5 är typiska (T): garnlav (VU, T), knärot (VU, T, §8), tretåig hackspett (NT, T, §4), vedtrappmossa (NT, T) och spillkråka (T, §4). Se Figur 1.</w:t>
       </w:r>
     </w:p>
     <w:p>
@@ -252,10 +252,10 @@
         <w:rPr>
           <w:b/>
         </w:rPr>
-        <w:t>Knärot (VU, §8)</w:t>
-      </w:r>
-      <w:r>
-        <w:t xml:space="preserve"> är typisk art för </w:t>
+        <w:t>Garnlav (VU)</w:t>
+      </w:r>
+      <w:r>
+        <w:t xml:space="preserve"> är en utpräglad barrskogsart som ibland kan drapera träden i norrländska grannaturskogar med hög luftfuktighet. Den förekommer även i talldominerade bestånd där den, förutom i trädens grenverk, påträffas hängande över ojämnheter i tallbarken. Arten har minskat starkt i södra och mellersta Sverige och den minskar även i sitt nordliga utbredningsområde. Minskningstakten uppgår till 30 (20–50) % inom 50 år och överstiger gränsvärdet för Sårbar (VU). Orsaken till tillbakagången beror främst på slutavverkningar av naturskogsartade skogar. Bestånd med riklig förekomst bör regelmässigt sparas, vilket även gynnar flera andra sällsynta och rödlistade arter. Garnlav är värdväxt för den mycket sällsynta och akut hotade fjärilen barrskogslavfly (CR) som hör hemma i boreala barrskogar med riklig förekomst av värdväxten. Tidigare kunde arten konstateras årligen på flera platser vid Dala-Floda i Dalarna innan lokalerna kalavverkades. Senaste fyndet i landet av barrskogslavfly är från år 2000 då den påträffades vid Högberget i Sollefteå kommun. Garnlav är typisk art för </w:t>
       </w:r>
       <w:r>
         <w:rPr>
@@ -270,6 +270,35 @@
         <w:rPr>
           <w:i/>
         </w:rPr>
+        <w:t xml:space="preserve"> 9070 Trädklädd betesmark</w:t>
+      </w:r>
+      <w:r>
+        <w:t xml:space="preserve"> (SLU Artdatabanken, 2026).</w:t>
+      </w:r>
+    </w:p>
+    <w:p>
+      <w:r>
+        <w:rPr>
+          <w:b/>
+        </w:rPr>
+        <w:t>Knärot (VU, §8)</w:t>
+      </w:r>
+      <w:r>
+        <w:t xml:space="preserve"> är typisk art för </w:t>
+      </w:r>
+      <w:r>
+        <w:rPr>
+          <w:i/>
+        </w:rPr>
+        <w:t xml:space="preserve">9010 Taiga </w:t>
+      </w:r>
+      <w:r>
+        <w:t>och</w:t>
+      </w:r>
+      <w:r>
+        <w:rPr>
+          <w:i/>
+        </w:rPr>
         <w:t xml:space="preserve"> 9050 Näringsrik granskog</w:t>
       </w:r>
       <w:r>
@@ -296,7 +325,7 @@
     </w:p>
     <w:p>
       <w:r>
-        <w:t>I det avverkningsanmälda området finns 11 fyndplatser för knärot registrerade på Artportalen. Figur 2 visar gränserna för buffertzoner på 50 m, som behöver lämnas kring fyndplatserna för att knärotslokalerna inte ska försvinna vid en avverkning. Av det avverkningsanmälda området överlappar 2.11 ha med buffertzonerna och får av detta skäl inte avverkas.</w:t>
+        <w:t>I det avverkningsanmälda området finns 12 fyndplatser för knärot registrerade på Artportalen. Figur 2 visar gränserna för buffertzoner på 50 m, som behöver lämnas kring fyndplatserna för att knärotslokalerna inte ska försvinna vid en avverkning. Av det avverkningsanmälda området överlappar 2.30 ha med buffertzonerna och får av detta skäl inte avverkas.</w:t>
       </w:r>
     </w:p>
     <w:p>
@@ -381,6 +410,26 @@
         <w:rPr>
           <w:b/>
         </w:rPr>
+        <w:t xml:space="preserve">Vedtrappmossa (NT) </w:t>
+      </w:r>
+      <w:r>
+        <w:t xml:space="preserve">växer på död ved, främst i gammal granskog. Den förekommer knappast alls i fjällnära barrskogar utan finns i skogslandskapet nedom fjällen och framför allt i landets södra delar är den en mycket bra signalart för barrnaturskog med höga naturvärden. Skogsavverkning och brist på grov död ved i skogen är de allvarligaste hoten och den överlever inte kalhyggesbruk. Lokaler med sluten granskog, tillräckligt stora för att säkerställa ett kontinuerligt tillskott på grova lågor, bör undantas från storskaligt skogsbruk. Vedtrappmossa är typisk art för </w:t>
+      </w:r>
+      <w:r>
+        <w:rPr>
+          <w:i/>
+        </w:rPr>
+        <w:t>9010 Taiga</w:t>
+      </w:r>
+      <w:r>
+        <w:t xml:space="preserve"> (SLU Artdatabanken, 2024).</w:t>
+      </w:r>
+    </w:p>
+    <w:p>
+      <w:r>
+        <w:rPr>
+          <w:b/>
+        </w:rPr>
         <w:t>Spillkråka (§4)</w:t>
       </w:r>
       <w:r>
@@ -511,7 +560,7 @@
         <w:rPr>
           <w:i/>
         </w:rPr>
-        <w:t>I det avverkningsanmälda skogsområdet har 3 naturvårdsarter varav 2 rödlistade arter sina livsmiljöer och växtplatser.</w:t>
+        <w:t>I det avverkningsanmälda skogsområdet har 5 naturvårdsarter varav 4 rödlistade arter sina livsmiljöer och växtplatser.</w:t>
       </w:r>
     </w:p>
     <w:p>
@@ -1346,7 +1395,7 @@
     <w:r>
       <w:tab/>
       <w:tab/>
-      <w:t>2026-09-29</w:t>
+      <w:t>2026-09-30</w:t>
       <w:br/>
       <w:br/>
     </w:r>

--- a/klagomål/A 35366-2026 FSC-klagomål.docx
+++ b/klagomål/A 35366-2026 FSC-klagomål.docx
@@ -1395,7 +1395,7 @@
     <w:r>
       <w:tab/>
       <w:tab/>
-      <w:t>2026-09-30</w:t>
+      <w:t>2026-10-01</w:t>
       <w:br/>
       <w:br/>
     </w:r>

--- a/klagomål/A 35366-2026 FSC-klagomål.docx
+++ b/klagomål/A 35366-2026 FSC-klagomål.docx
@@ -1395,7 +1395,7 @@
     <w:r>
       <w:tab/>
       <w:tab/>
-      <w:t>2026-10-01</w:t>
+      <w:t>2026-10-02</w:t>
       <w:br/>
       <w:br/>
     </w:r>

--- a/klagomål/A 35366-2026 FSC-klagomål.docx
+++ b/klagomål/A 35366-2026 FSC-klagomål.docx
@@ -1395,7 +1395,7 @@
     <w:r>
       <w:tab/>
       <w:tab/>
-      <w:t>2026-10-02</w:t>
+      <w:t>2026-10-03</w:t>
       <w:br/>
       <w:br/>
     </w:r>

--- a/klagomål/A 35366-2026 FSC-klagomål.docx
+++ b/klagomål/A 35366-2026 FSC-klagomål.docx
@@ -1395,7 +1395,7 @@
     <w:r>
       <w:tab/>
       <w:tab/>
-      <w:t>2026-10-03</w:t>
+      <w:t>2026-10-04</w:t>
       <w:br/>
       <w:br/>
     </w:r>

--- a/klagomål/A 35366-2026 FSC-klagomål.docx
+++ b/klagomål/A 35366-2026 FSC-klagomål.docx
@@ -1395,7 +1395,7 @@
     <w:r>
       <w:tab/>
       <w:tab/>
-      <w:t>2026-10-04</w:t>
+      <w:t>2026-10-05</w:t>
       <w:br/>
       <w:br/>
     </w:r>

--- a/klagomål/A 35366-2026 FSC-klagomål.docx
+++ b/klagomål/A 35366-2026 FSC-klagomål.docx
@@ -1395,7 +1395,7 @@
     <w:r>
       <w:tab/>
       <w:tab/>
-      <w:t>2026-10-05</w:t>
+      <w:t>2026-10-06</w:t>
       <w:br/>
       <w:br/>
     </w:r>

--- a/klagomål/A 35366-2026 FSC-klagomål.docx
+++ b/klagomål/A 35366-2026 FSC-klagomål.docx
@@ -1395,7 +1395,7 @@
     <w:r>
       <w:tab/>
       <w:tab/>
-      <w:t>2026-10-06</w:t>
+      <w:t>2026-10-07</w:t>
       <w:br/>
       <w:br/>
     </w:r>

--- a/klagomål/A 35366-2026 FSC-klagomål.docx
+++ b/klagomål/A 35366-2026 FSC-klagomål.docx
@@ -1395,7 +1395,7 @@
     <w:r>
       <w:tab/>
       <w:tab/>
-      <w:t>2026-10-07</w:t>
+      <w:t>2026-10-08</w:t>
       <w:br/>
       <w:br/>
     </w:r>

--- a/klagomål/A 35366-2026 FSC-klagomål.docx
+++ b/klagomål/A 35366-2026 FSC-klagomål.docx
@@ -1395,7 +1395,7 @@
     <w:r>
       <w:tab/>
       <w:tab/>
-      <w:t>2026-10-08</w:t>
+      <w:t>2026-10-09</w:t>
       <w:br/>
       <w:br/>
     </w:r>

--- a/klagomål/A 35366-2026 FSC-klagomål.docx
+++ b/klagomål/A 35366-2026 FSC-klagomål.docx
@@ -1395,7 +1395,7 @@
     <w:r>
       <w:tab/>
       <w:tab/>
-      <w:t>2026-10-09</w:t>
+      <w:t>2026-10-10</w:t>
       <w:br/>
       <w:br/>
     </w:r>

--- a/klagomål/A 35366-2026 FSC-klagomål.docx
+++ b/klagomål/A 35366-2026 FSC-klagomål.docx
@@ -1395,7 +1395,7 @@
     <w:r>
       <w:tab/>
       <w:tab/>
-      <w:t>2026-10-10</w:t>
+      <w:t>2026-10-11</w:t>
       <w:br/>
       <w:br/>
     </w:r>

--- a/klagomål/A 35366-2026 FSC-klagomål.docx
+++ b/klagomål/A 35366-2026 FSC-klagomål.docx
@@ -1395,7 +1395,7 @@
     <w:r>
       <w:tab/>
       <w:tab/>
-      <w:t>2026-10-11</w:t>
+      <w:t>2026-10-12</w:t>
       <w:br/>
       <w:br/>
     </w:r>

--- a/klagomål/A 35366-2026 FSC-klagomål.docx
+++ b/klagomål/A 35366-2026 FSC-klagomål.docx
@@ -1395,7 +1395,7 @@
     <w:r>
       <w:tab/>
       <w:tab/>
-      <w:t>2026-10-12</w:t>
+      <w:t>2026-10-13</w:t>
       <w:br/>
       <w:br/>
     </w:r>

--- a/klagomål/A 35366-2026 FSC-klagomål.docx
+++ b/klagomål/A 35366-2026 FSC-klagomål.docx
@@ -1395,7 +1395,7 @@
     <w:r>
       <w:tab/>
       <w:tab/>
-      <w:t>2026-10-13</w:t>
+      <w:t>2026-10-14</w:t>
       <w:br/>
       <w:br/>
     </w:r>

--- a/klagomål/A 35366-2026 FSC-klagomål.docx
+++ b/klagomål/A 35366-2026 FSC-klagomål.docx
@@ -1395,7 +1395,7 @@
     <w:r>
       <w:tab/>
       <w:tab/>
-      <w:t>2026-10-14</w:t>
+      <w:t>2026-10-15</w:t>
       <w:br/>
       <w:br/>
     </w:r>

--- a/klagomål/A 35366-2026 FSC-klagomål.docx
+++ b/klagomål/A 35366-2026 FSC-klagomål.docx
@@ -1395,7 +1395,7 @@
     <w:r>
       <w:tab/>
       <w:tab/>
-      <w:t>2026-10-15</w:t>
+      <w:t>2026-10-16</w:t>
       <w:br/>
       <w:br/>
     </w:r>

--- a/klagomål/A 35366-2026 FSC-klagomål.docx
+++ b/klagomål/A 35366-2026 FSC-klagomål.docx
@@ -1395,7 +1395,7 @@
     <w:r>
       <w:tab/>
       <w:tab/>
-      <w:t>2026-10-16</w:t>
+      <w:t>2026-10-17</w:t>
       <w:br/>
       <w:br/>
     </w:r>

--- a/klagomål/A 35366-2026 FSC-klagomål.docx
+++ b/klagomål/A 35366-2026 FSC-klagomål.docx
@@ -1395,7 +1395,7 @@
     <w:r>
       <w:tab/>
       <w:tab/>
-      <w:t>2026-10-17</w:t>
+      <w:t>2026-10-18</w:t>
       <w:br/>
       <w:br/>
     </w:r>

--- a/klagomål/A 35366-2026 FSC-klagomål.docx
+++ b/klagomål/A 35366-2026 FSC-klagomål.docx
@@ -1395,7 +1395,7 @@
     <w:r>
       <w:tab/>
       <w:tab/>
-      <w:t>2026-10-18</w:t>
+      <w:t>2026-10-19</w:t>
       <w:br/>
       <w:br/>
     </w:r>

--- a/klagomål/A 35366-2026 FSC-klagomål.docx
+++ b/klagomål/A 35366-2026 FSC-klagomål.docx
@@ -1395,7 +1395,7 @@
     <w:r>
       <w:tab/>
       <w:tab/>
-      <w:t>2026-10-19</w:t>
+      <w:t>2026-10-20</w:t>
       <w:br/>
       <w:br/>
     </w:r>

--- a/klagomål/A 35366-2026 FSC-klagomål.docx
+++ b/klagomål/A 35366-2026 FSC-klagomål.docx
@@ -1395,7 +1395,7 @@
     <w:r>
       <w:tab/>
       <w:tab/>
-      <w:t>2026-10-20</w:t>
+      <w:t>2026-10-21</w:t>
       <w:br/>
       <w:br/>
     </w:r>

--- a/klagomål/A 35366-2026 FSC-klagomål.docx
+++ b/klagomål/A 35366-2026 FSC-klagomål.docx
@@ -1395,7 +1395,7 @@
     <w:r>
       <w:tab/>
       <w:tab/>
-      <w:t>2026-10-21</w:t>
+      <w:t>2026-10-22</w:t>
       <w:br/>
       <w:br/>
     </w:r>

--- a/klagomål/A 35366-2026 FSC-klagomål.docx
+++ b/klagomål/A 35366-2026 FSC-klagomål.docx
@@ -1395,7 +1395,7 @@
     <w:r>
       <w:tab/>
       <w:tab/>
-      <w:t>2026-10-22</w:t>
+      <w:t>2026-10-23</w:t>
       <w:br/>
       <w:br/>
     </w:r>

--- a/klagomål/A 35366-2026 FSC-klagomål.docx
+++ b/klagomål/A 35366-2026 FSC-klagomål.docx
@@ -1395,7 +1395,7 @@
     <w:r>
       <w:tab/>
       <w:tab/>
-      <w:t>2026-10-23</w:t>
+      <w:t>2026-10-24</w:t>
       <w:br/>
       <w:br/>
     </w:r>

--- a/klagomål/A 35366-2026 FSC-klagomål.docx
+++ b/klagomål/A 35366-2026 FSC-klagomål.docx
@@ -1395,7 +1395,7 @@
     <w:r>
       <w:tab/>
       <w:tab/>
-      <w:t>2026-10-24</w:t>
+      <w:t>2026-10-25</w:t>
       <w:br/>
       <w:br/>
     </w:r>

--- a/klagomål/A 35366-2026 FSC-klagomål.docx
+++ b/klagomål/A 35366-2026 FSC-klagomål.docx
@@ -1395,7 +1395,7 @@
     <w:r>
       <w:tab/>
       <w:tab/>
-      <w:t>2026-10-25</w:t>
+      <w:t>2026-10-26</w:t>
       <w:br/>
       <w:br/>
     </w:r>

--- a/klagomål/A 35366-2026 FSC-klagomål.docx
+++ b/klagomål/A 35366-2026 FSC-klagomål.docx
@@ -1395,7 +1395,7 @@
     <w:r>
       <w:tab/>
       <w:tab/>
-      <w:t>2026-10-26</w:t>
+      <w:t>2026-10-27</w:t>
       <w:br/>
       <w:br/>
     </w:r>

--- a/klagomål/A 35366-2026 FSC-klagomål.docx
+++ b/klagomål/A 35366-2026 FSC-klagomål.docx
@@ -1395,7 +1395,7 @@
     <w:r>
       <w:tab/>
       <w:tab/>
-      <w:t>2026-10-27</w:t>
+      <w:t>2026-10-28</w:t>
       <w:br/>
       <w:br/>
     </w:r>

--- a/klagomål/A 35366-2026 FSC-klagomål.docx
+++ b/klagomål/A 35366-2026 FSC-klagomål.docx
@@ -1395,7 +1395,7 @@
     <w:r>
       <w:tab/>
       <w:tab/>
-      <w:t>2026-10-28</w:t>
+      <w:t>2026-10-29</w:t>
       <w:br/>
       <w:br/>
     </w:r>

--- a/klagomål/A 35366-2026 FSC-klagomål.docx
+++ b/klagomål/A 35366-2026 FSC-klagomål.docx
@@ -1395,7 +1395,7 @@
     <w:r>
       <w:tab/>
       <w:tab/>
-      <w:t>2026-10-29</w:t>
+      <w:t>2026-10-31</w:t>
       <w:br/>
       <w:br/>
     </w:r>
